--- a/02_Proposal/Results_Discussion_ThesisSection_AMENDED.docx
+++ b/02_Proposal/Results_Discussion_ThesisSection_AMENDED.docx
@@ -7727,7 +7727,7 @@
         <w:rPr>
           <w:highlight w:val="yellow"/>
         </w:rPr>
-        <w:t>A critical and unexpected finding was the negative impact of xylanase treatment on sensory acceptance, despite its positive effect on loaf volume. The 10% BSG+E formulation scored 65.25 points, significantly lower than the untreated 10% BSG (76.75 points), representing a 15.0% decrease in acceptability. Similarly, 20% BSG+E (51.56 points) scored lower than 20% BSG (54.63 points), though this difference was smaller (-5.6%). This creates a paradox: the enzymatic treatment improves technological parameters (volume) while simultaneously degrading sensory quality.</w:t>
+        <w:t>A critical and unexpected finding was the negative impact of xylanase treatment on sensory acceptance, despite its positive effect on loaf volume. The 10% BSG+E formulation scored 65.25 points, significantly lower than the untreated 10% BSG (76.75 points), a 15.0% decrease in acceptability. Similarly, 20% BSG+E (51.56 points) scored lower than 20% BSG (54.63 points), though the difference was smaller (-5.6%). The enzymatic treatment thus improves a technological parameter (volume) while simultaneously degrading sensory quality.</w:t>
       </w:r>
     </w:p>
     <w:p>
@@ -8869,7 +8869,7 @@
         <w:spacing w:after="200"/>
       </w:pPr>
       <w:r>
-        <w:t>The data reveal a dissociation between technological and sensory outcomes: xylanase treatment at 70 ppm improves volume (+6.5%) and mineral availability (+11.4%), but causes protein reduction (-5.4%) and significantly impairs sensory acceptance (-15.0%). This finding suggests that the current enzymatic treatment protocol, while technologically effective, requires optimization to achieve acceptable sensory quality.</w:t>
+        <w:t>As summarized in Table 7, xylanase at 70 ppm dissociates technological from sensory outcomes, improving volume and mineral availability while reducing protein and sensory acceptance. The protocol is therefore technologically effective but requires optimization to achieve acceptable sensory quality.</w:t>
       </w:r>
     </w:p>
     <w:p>
@@ -8877,7 +8877,7 @@
         <w:spacing w:after="200"/>
       </w:pPr>
       <w:r>
-        <w:t>The 10% BSG formulation without enzymatic treatment represents the best balance among the tested conditions, achieving acceptable sensory scores (76.75 points) while providing nutritional benefits including increased protein (+10.9% vs control), elevated mineral content (+51.7% vs control), and dietary fiber enrichment. Although loaf volume is reduced compared to control (-16.2%), this level of reduction may be acceptable for a product positioned as a functional or fiber-enriched bread.</w:t>
+        <w:t>Among the tested conditions, the 10% BSG formulation without enzymatic treatment represents the best balance, achieving acceptable sensory scores (76.75 points) together with nutritional benefits: increased protein (+10.9% vs control), elevated mineral content (+51.7% vs control), and dietary fibre enrichment. Its loaf volume is reduced relative to control (-16.2%), but this level may be acceptable for a product positioned as a functional, fibre-enriched bread.</w:t>
       </w:r>
     </w:p>
     <w:p>
@@ -8961,7 +8961,7 @@
         <w:fldChar w:fldCharType="end"/>
       </w:r>
       <w:r>
-        <w:t>. Furthermore, the higher dosage (120 ppm vs. 70 ppm) is justified given that the sieved fraction will have a higher AX concentration, potentially requiring greater enzymatic activity for optimal solubilization. Expected outcomes include: improved enzyme-substrate contact leading to more efficient AX solubilization, reduced gluten network disruption from coarse particles, potentially improved sensory scores due to removal of coarse fiber that contributes to gritty mouthfeel, and an overall better balance between technological improvement and sensory acceptance than achieved with unsieved BSG at 70 ppm.</w:t>
+        <w:t>. Furthermore, the higher dosage (120 ppm vs. 70 ppm) is justified given that the sieved fraction will have a higher AX concentration, potentially requiring greater enzymatic activity for optimal solubilization. The expected outcome is a better balance between technological and sensory quality than obtained with unsieved BSG at 70 ppm.</w:t>
       </w:r>
     </w:p>
     <w:p>
@@ -8990,7 +8990,6 @@
           <w:b/>
           <w:bCs/>
         </w:rPr>
-        <w:lastRenderedPageBreak/>
         <w:t xml:space="preserve">Proposed methodology: </w:t>
       </w:r>
       <w:r>
@@ -9006,6 +9005,7 @@
           <w:b/>
           <w:bCs/>
         </w:rPr>
+        <w:lastRenderedPageBreak/>
         <w:t xml:space="preserve">Justification: </w:t>
       </w:r>
       <w:r>
@@ -9544,7 +9544,6 @@
               <w:rPr>
                 <w:sz w:val="20"/>
               </w:rPr>
-              <w:lastRenderedPageBreak/>
               <w:t>10% BSG_fraction+70ppmE</w:t>
             </w:r>
           </w:p>
@@ -9637,6 +9636,7 @@
               <w:rPr>
                 <w:sz w:val="20"/>
               </w:rPr>
+              <w:lastRenderedPageBreak/>
               <w:t>20% BSG_fraction+70ppmE</w:t>
             </w:r>
           </w:p>
@@ -11524,50 +11524,53 @@
         <w:t>Batch 2</w:t>
       </w:r>
       <w:r>
-        <w:t xml:space="preserve">, but the dose-dependent decrease with BSG addition was preserved. This is consistent with the water-binding behaviour of </w:t>
-      </w:r>
-      <w:r>
+        <w:t xml:space="preserve">, but the dose-dependent decrease with BSG addition was preserved. This is consistent with the water-binding behaviour of BSG fibre already discussed for Phase 1 and reported by </w:t>
+      </w:r>
+      <w:r>
+        <w:fldChar w:fldCharType="begin"/>
+      </w:r>
+      <w:r>
+        <w:instrText xml:space="preserve"> CITATION Wat12 \l 1033 </w:instrText>
+      </w:r>
+      <w:r>
+        <w:fldChar w:fldCharType="separate"/>
+      </w:r>
+      <w:r>
+        <w:rPr>
+          <w:noProof/>
+        </w:rPr>
+        <w:t>Waters et al. (2012)</w:t>
+      </w:r>
+      <w:r>
+        <w:rPr>
+          <w:noProof/>
+        </w:rPr>
+        <w:fldChar w:fldCharType="end"/>
+      </w:r>
+      <w:r>
+        <w:t xml:space="preserve"> and </w:t>
+      </w:r>
+      <w:r>
+        <w:fldChar w:fldCharType="begin"/>
+      </w:r>
+      <w:r>
+        <w:instrText xml:space="preserve"> CITATION Lyn16 \l 1033 </w:instrText>
+      </w:r>
+      <w:r>
+        <w:fldChar w:fldCharType="separate"/>
+      </w:r>
+      <w:r>
+        <w:rPr>
+          <w:noProof/>
+        </w:rPr>
+        <w:t xml:space="preserve">Lynch et al. </w:t>
+      </w:r>
+      <w:r>
+        <w:rPr>
+          <w:noProof/>
+        </w:rPr>
         <w:lastRenderedPageBreak/>
-        <w:t xml:space="preserve">BSG fibre already discussed for Phase 1 and reported by </w:t>
-      </w:r>
-      <w:r>
-        <w:fldChar w:fldCharType="begin"/>
-      </w:r>
-      <w:r>
-        <w:instrText xml:space="preserve"> CITATION Wat12 \l 1033 </w:instrText>
-      </w:r>
-      <w:r>
-        <w:fldChar w:fldCharType="separate"/>
-      </w:r>
-      <w:r>
-        <w:rPr>
-          <w:noProof/>
-        </w:rPr>
-        <w:t>Waters et al. (2012)</w:t>
-      </w:r>
-      <w:r>
-        <w:rPr>
-          <w:noProof/>
-        </w:rPr>
-        <w:fldChar w:fldCharType="end"/>
-      </w:r>
-      <w:r>
-        <w:t xml:space="preserve"> and </w:t>
-      </w:r>
-      <w:r>
-        <w:fldChar w:fldCharType="begin"/>
-      </w:r>
-      <w:r>
-        <w:instrText xml:space="preserve"> CITATION Lyn16 \l 1033 </w:instrText>
-      </w:r>
-      <w:r>
-        <w:fldChar w:fldCharType="separate"/>
-      </w:r>
-      <w:r>
-        <w:rPr>
-          <w:noProof/>
-        </w:rPr>
-        <w:t>Lynch et al. (2016)</w:t>
+        <w:t>(2016)</w:t>
       </w:r>
       <w:r>
         <w:rPr>
@@ -11702,11 +11705,11 @@
         <w:t>10% BSG_fraction+70ppmE</w:t>
       </w:r>
       <w:r>
-        <w:t xml:space="preserve"> at 1.13%). The same trend was </w:t>
+        <w:t xml:space="preserve"> at 1.13%). The same trend was already observed at 70 ppm in Phase 1 and was attributed to liberation of fibre-bound minerals by </w:t>
       </w:r>
       <w:r>
         <w:lastRenderedPageBreak/>
-        <w:t xml:space="preserve">already observed at 70 ppm in Phase 1 and was attributed to liberation of fibre-bound minerals by arabinoxylan hydrolysis; doubling the enzyme dose appears to extend this effect, consistent with a dosage-dependent release of mineral cations from the arabinoxylan matrix as described by </w:t>
+        <w:t xml:space="preserve">arabinoxylan hydrolysis; doubling the enzyme dose appears to extend this effect, consistent with a dosage-dependent release of mineral cations from the arabinoxylan matrix as described by </w:t>
       </w:r>
       <w:r>
         <w:fldChar w:fldCharType="begin"/>
@@ -11929,26 +11932,26 @@
         <w:t>20% BSG+70ppmE</w:t>
       </w:r>
       <w:r>
-        <w:t>); all 10% formulations remained below 0.3%, and the BSG-</w:t>
+        <w:t>); all 10% formulations remained below 0.3%, and the BSG-fraction formulations (</w:t>
+      </w:r>
+      <w:r>
+        <w:t>10% BSG_fraction+70ppmE</w:t>
+      </w:r>
+      <w:r>
+        <w:t xml:space="preserve">, </w:t>
+      </w:r>
+      <w:r>
+        <w:t>20% BSG_fraction+70ppmE</w:t>
+      </w:r>
+      <w:r>
+        <w:t xml:space="preserve">, </w:t>
+      </w:r>
+      <w:r>
+        <w:t xml:space="preserve">10% </w:t>
       </w:r>
       <w:r>
         <w:lastRenderedPageBreak/>
-        <w:t>fraction formulations (</w:t>
-      </w:r>
-      <w:r>
-        <w:t>10% BSG_fraction+70ppmE</w:t>
-      </w:r>
-      <w:r>
-        <w:t xml:space="preserve">, </w:t>
-      </w:r>
-      <w:r>
-        <w:t>20% BSG_fraction+70ppmE</w:t>
-      </w:r>
-      <w:r>
-        <w:t xml:space="preserve">, </w:t>
-      </w:r>
-      <w:r>
-        <w:t>10% BSG_fraction+140ppmE</w:t>
+        <w:t>BSG_fraction+140ppmE</w:t>
       </w:r>
       <w:r>
         <w:t xml:space="preserve">, </w:t>
@@ -12076,14 +12079,17 @@
     </w:p>
     <w:p>
       <w:r>
+        <w:t>First, the 140 ppm enzyme dose produced the highest loaf volume of the entire study at 10% unsieved BSG (</w:t>
+      </w:r>
+      <w:r>
+        <w:t>10% BSG+140ppmE</w:t>
+      </w:r>
+      <w:r>
+        <w:t xml:space="preserve">, 1050 mL, +7.7% over the control). At 20% unsieved BSG </w:t>
+      </w:r>
+      <w:r>
         <w:lastRenderedPageBreak/>
-        <w:t>First, the 140 ppm enzyme dose produced the highest loaf volume of the entire study at 10% unsieved BSG (</w:t>
-      </w:r>
-      <w:r>
-        <w:t>10% BSG+140ppmE</w:t>
-      </w:r>
-      <w:r>
-        <w:t>, 1050 mL, +7.7% over the control). At 20% unsieved BSG (</w:t>
+        <w:t>(</w:t>
       </w:r>
       <w:r>
         <w:t>20% BSG+140ppmE</w:t>
@@ -12268,14 +12274,17 @@
     </w:p>
     <w:p>
       <w:r>
+        <w:t xml:space="preserve">Sensory analysis of the nine </w:t>
+      </w:r>
+      <w:r>
+        <w:t>Batch 2</w:t>
+      </w:r>
+      <w:r>
+        <w:t xml:space="preserve"> formulations was conducted by the same eight-member trained panel and using the same weighted 5-point protocol (maximum 100 points) employed in </w:t>
+      </w:r>
+      <w:r>
         <w:lastRenderedPageBreak/>
-        <w:t xml:space="preserve">Sensory analysis of the nine </w:t>
-      </w:r>
-      <w:r>
-        <w:t>Batch 2</w:t>
-      </w:r>
-      <w:r>
-        <w:t xml:space="preserve"> formulations was conducted by the same eight-member trained panel and using the same weighted 5-point protocol (maximum 100 points) employed in Phase 1, ensuring that scores can be compared on a common basis across batches. Mean overall scores and standard deviations are summarised in.</w:t>
+        <w:t>Phase 1, ensuring that scores can be compared on a common basis across batches. Mean overall scores and standard deviations are summarised in.</w:t>
       </w:r>
       <w:fldSimple w:instr=" REF _Ref232430608 ">
         <w:r>
@@ -12878,11 +12887,11 @@
         <w:t>20% BSG_fraction+70ppmE</w:t>
       </w:r>
       <w:r>
-        <w:t xml:space="preserve">, 62.50). The replication of the 10% versus 20% threshold across two independent panel sessions (January for Phase 1, March for Phase 2) reinforces the conclusion </w:t>
+        <w:t xml:space="preserve">, 62.50). The replication of the 10% versus 20% threshold across two independent panel sessions (January for Phase 1, March for Phase 2) reinforces the conclusion already advanced in Section 4.1 that 20% BSG substitution exceeds the limit of consumer acceptance under the present formulation and process, irrespective of enzyme dose or BSG type. </w:t>
       </w:r>
       <w:r>
         <w:lastRenderedPageBreak/>
-        <w:t xml:space="preserve">already advanced in Section 4.1 that 20% BSG substitution exceeds the limit of consumer acceptance under the present formulation and process, irrespective of enzyme dose or BSG type. This threshold is in line with the boundary reported by </w:t>
+        <w:t xml:space="preserve">This threshold is in line with the boundary reported by </w:t>
       </w:r>
       <w:r>
         <w:fldChar w:fldCharType="begin"/>
@@ -13093,14 +13102,14 @@
         <w:t>10% BSG+70ppmE</w:t>
       </w:r>
       <w:r>
-        <w:t xml:space="preserve">, 81.75), suggesting that the additional arabinoxylan hydrolysis may, when substrate availability is low, </w:t>
+        <w:t>, 81.75), suggesting that the additional arabinoxylan hydrolysis may, when substrate availability is low, liberate more bitter phenolics or reducing sugars than is sensorially beneficial. The same non-monotonic pattern is observed for the BSG fraction: 140 ppm reduced the score at 10% (</w:t>
+      </w:r>
+      <w:r>
+        <w:t xml:space="preserve">10% </w:t>
       </w:r>
       <w:r>
         <w:lastRenderedPageBreak/>
-        <w:t>liberate more bitter phenolics or reducing sugars than is sensorially beneficial. The same non-monotonic pattern is observed for the BSG fraction: 140 ppm reduced the score at 10% (</w:t>
-      </w:r>
-      <w:r>
-        <w:t>10% BSG_fraction+140ppmE</w:t>
+        <w:t>BSG_fraction+140ppmE</w:t>
       </w:r>
       <w:r>
         <w:t xml:space="preserve">, 72.44 vs </w:t>
@@ -13231,11 +13240,7 @@
     </w:p>
     <w:p>
       <w:r>
-        <w:t xml:space="preserve">Crumb structure was characterised by digital image analysis (DIA) using the in-house BreadScan pipeline (cf. Methods Annex), which yields 2D porosity (void fraction), cell count and cell density </w:t>
-      </w:r>
-      <w:r>
-        <w:lastRenderedPageBreak/>
-        <w:t>per unit area, and mean cell area among other metrics. Three crumb cross-sections per formulation were analysed; mean values and standard deviations are summarised in.</w:t>
+        <w:t>Crumb structure was characterised by digital image analysis (DIA) using the in-house BreadScan pipeline (cf. Methods Annex), which yields 2D porosity (void fraction), cell count and cell density per unit area, and mean cell area among other metrics. Three crumb cross-sections per formulation were analysed; mean values and standard deviations are summarised in.</w:t>
       </w:r>
       <w:fldSimple w:instr=" REF _Ref232430625 ">
         <w:r>
@@ -13280,6 +13285,7 @@
           <w:color w:val="000000"/>
           <w:sz w:val="22"/>
         </w:rPr>
+        <w:lastRenderedPageBreak/>
         <w:t xml:space="preserve">Table </w:t>
       </w:r>
       <w:r>
@@ -13938,23 +13944,23 @@
         <w:t>10% BSG_fraction+70ppmE</w:t>
       </w:r>
       <w:r>
-        <w:t xml:space="preserve">) reached 27.82 +/- </w:t>
+        <w:t>) reached 27.82 +/- 1.83%, the highest porosity among the BSG breads, followed by the unsieved 10% + 70 ppm (</w:t>
+      </w:r>
+      <w:r>
+        <w:t>10% BSG+70ppmE</w:t>
+      </w:r>
+      <w:r>
+        <w:t>, 25.73 +/- 0.45%) and the unsieved 10% + 140 ppm (</w:t>
+      </w:r>
+      <w:r>
+        <w:t>10% BSG+140ppmE</w:t>
+      </w:r>
+      <w:r>
+        <w:t xml:space="preserve">, 24.90 </w:t>
       </w:r>
       <w:r>
         <w:lastRenderedPageBreak/>
-        <w:t>1.83%, the highest porosity among the BSG breads, followed by the unsieved 10% + 70 ppm (</w:t>
-      </w:r>
-      <w:r>
-        <w:t>10% BSG+70ppmE</w:t>
-      </w:r>
-      <w:r>
-        <w:t>, 25.73 +/- 0.45%) and the unsieved 10% + 140 ppm (</w:t>
-      </w:r>
-      <w:r>
-        <w:t>10% BSG+140ppmE</w:t>
-      </w:r>
-      <w:r>
-        <w:t>, 24.90 +/- 2.63%). The lowest porosity in the batch was observed for the 10% BSG fraction with 140 ppm (</w:t>
+        <w:t>+/- 2.63%). The lowest porosity in the batch was observed for the 10% BSG fraction with 140 ppm (</w:t>
       </w:r>
       <w:r>
         <w:t>10% BSG_fraction+140ppmE</w:t>
@@ -14121,35 +14127,35 @@
         <w:fldChar w:fldCharType="end"/>
       </w:r>
       <w:r>
-        <w:t xml:space="preserve">, in which the dough cannot retain large, well-expanded gas cells but produces a </w:t>
+        <w:t xml:space="preserve">, in which the dough cannot retain large, well-expanded gas cells but produces a finer network of smaller cavities. </w:t>
+      </w:r>
+      <w:r>
+        <w:fldChar w:fldCharType="begin"/>
+      </w:r>
+      <w:r>
+        <w:instrText xml:space="preserve"> CITATION Las07 \l 1033 </w:instrText>
+      </w:r>
+      <w:r>
+        <w:fldChar w:fldCharType="separate"/>
+      </w:r>
+      <w:r>
+        <w:rPr>
+          <w:noProof/>
+        </w:rPr>
+        <w:t>Lassoued et al. (2007)</w:t>
+      </w:r>
+      <w:r>
+        <w:rPr>
+          <w:noProof/>
+        </w:rPr>
+        <w:fldChar w:fldCharType="end"/>
+      </w:r>
+      <w:r>
+        <w:t xml:space="preserve"> showed using 2D and 3D image analysis that crumb fineness (high cell density, low mean cell area) and crumb openness (low cell density, </w:t>
       </w:r>
       <w:r>
         <w:lastRenderedPageBreak/>
-        <w:t xml:space="preserve">finer network of smaller cavities. </w:t>
-      </w:r>
-      <w:r>
-        <w:fldChar w:fldCharType="begin"/>
-      </w:r>
-      <w:r>
-        <w:instrText xml:space="preserve"> CITATION Las07 \l 1033 </w:instrText>
-      </w:r>
-      <w:r>
-        <w:fldChar w:fldCharType="separate"/>
-      </w:r>
-      <w:r>
-        <w:rPr>
-          <w:noProof/>
-        </w:rPr>
-        <w:t>Lassoued et al. (2007)</w:t>
-      </w:r>
-      <w:r>
-        <w:rPr>
-          <w:noProof/>
-        </w:rPr>
-        <w:fldChar w:fldCharType="end"/>
-      </w:r>
-      <w:r>
-        <w:t xml:space="preserve"> showed using 2D and 3D image analysis that crumb fineness (high cell density, low mean cell area) and crumb openness (low cell density, high mean cell area) reflect distinct dough behaviours, and that fibre-enriched systems tend toward the fine end. </w:t>
+        <w:t xml:space="preserve">high mean cell area) reflect distinct dough behaviours, and that fibre-enriched systems tend toward the fine end. </w:t>
       </w:r>
       <w:r>
         <w:fldChar w:fldCharType="begin"/>
@@ -14186,7 +14192,7 @@
     </w:p>
     <w:p>
       <w:r>
-        <w:t xml:space="preserve">A cross-comparison of the three independent measurement families - loaf volume (Section 7.5), sensory score (Section 8.1) and DIA-derived crumb structure - identifies </w:t>
+        <w:t xml:space="preserve">Cross-comparing the three independent measurement families - loaf volume (Section 7.5), sensory score (Section 8.1) and DIA-derived crumb structure - identifies </w:t>
       </w:r>
       <w:r>
         <w:t>10% BSG_fraction+70ppmE</w:t>
@@ -14198,25 +14204,19 @@
         <w:t>Batch 2</w:t>
       </w:r>
       <w:r>
-        <w:t xml:space="preserve"> formulation that combines simultaneously: a loaf volume close to the wheat-flour control (925 mL vs 975 mL), the highest 2D porosity among the BSG-containing breads (27.82%), the highest cell density of the BSG fraction subset at 10% substitution, and a sensory score statistically indistinguishable from the control (85.00 vs 85.94). The two formulations approaching </w:t>
-      </w:r>
-      <w:r>
-        <w:t>10% BSG_fraction+70ppmE</w:t>
-      </w:r>
-      <w:r>
-        <w:t xml:space="preserve"> on individual parameters do not match it on all three: </w:t>
+        <w:t xml:space="preserve"> formulation that converges on all three: it shows the highest 2D porosity among the BSG-containing breads (27.82%) and the highest cell density of the 10% fraction subset, together with a loaf volume and sensory score close to the wheat-flour control. The formulations that rival it on one axis fail on the others: </w:t>
       </w:r>
       <w:r>
         <w:t>10% BSG+140ppmE</w:t>
       </w:r>
       <w:r>
-        <w:t xml:space="preserve"> (10% unsieved + 140 ppm) achieves the highest absolute volume of the batch (1050 mL) but with substantially lower porosity (24.90%) and a lower sensory score (78.56), while </w:t>
+        <w:t xml:space="preserve"> reaches the highest batch volume (1050 mL) but with lower porosity (24.90%) and sensory score (78.56), while </w:t>
       </w:r>
       <w:r>
         <w:t>10% BSG+70ppmE</w:t>
       </w:r>
       <w:r>
-        <w:t xml:space="preserve"> matches the control volume but with a lower porosity (25.73%) and a slightly lower sensory mean (81.75).</w:t>
+        <w:t xml:space="preserve"> matches the control volume but with lower porosity (25.73%) and sensory mean (81.75).</w:t>
       </w:r>
     </w:p>
     <w:p>
@@ -14227,11 +14227,7 @@
         <w:t>10% BSG_fraction+140ppmE</w:t>
       </w:r>
       <w:r>
-        <w:t xml:space="preserve"> (10% BSG fraction + 140 ppm) returned the lowest porosity of the batch (16.20%) yet scored 72.44 in sensory, higher than the 20% unsieved formulations whose porosity was higher. This indicates that the gritty mouthfeel of coarse fibre and the bitter notes released by enzymatic AX hydrolysis (Sections 8.2 and 8.3) exert sensory effects that are partly independent of the crumb-cell architecture captured by DIA. Crumb structure is therefore a necessary but not sufficient determinant of acceptance, and </w:t>
-      </w:r>
-      <w:r>
-        <w:lastRenderedPageBreak/>
-        <w:t>must be interpreted jointly with the chemical (free phenolics, reducing sugars) and physical (particle-size) factors discussed in Section 8.</w:t>
+        <w:t xml:space="preserve"> (10% BSG fraction + 140 ppm) returned the lowest porosity of the batch (16.20%) yet scored 72.44 in sensory, higher than the 20% unsieved formulations whose porosity was higher. This indicates that the gritty mouthfeel of coarse fibre and the bitter notes released by enzymatic AX hydrolysis (Sections 8.2 and 8.3) exert sensory effects that are partly independent of the crumb-cell architecture captured by DIA. Crumb structure is therefore a necessary but not sufficient determinant of acceptance, and must be interpreted jointly with the chemical (free phenolics, reducing sugars) and physical (particle-size) factors discussed in Section 8.</w:t>
       </w:r>
     </w:p>
     <w:p>
@@ -14244,7 +14240,20 @@
     </w:p>
     <w:p>
       <w:r>
-        <w:t>Taken together, the two experimental batches converge on a coherent picture of BSG behaviour in wheat-bread systems and on the role of the two main mitigation strategies investigated - enzymatic treatment with xylanase and fractionation of the BSG by particle size.</w:t>
+        <w:lastRenderedPageBreak/>
+        <w:t>Taken together, the two experimental batches converge on a coherent picture of BSG behaviour in wheat-bread systems and on the role of the two main mitigation strategies investigated</w:t>
+      </w:r>
+      <w:r>
+        <w:t>: E</w:t>
+      </w:r>
+      <w:r>
+        <w:t xml:space="preserve">nzymatic treatment with xylanase and </w:t>
+      </w:r>
+      <w:r>
+        <w:t>F</w:t>
+      </w:r>
+      <w:r>
+        <w:t>ractionation of the BSG by particle size.</w:t>
       </w:r>
     </w:p>
     <w:p>
@@ -14266,7 +14275,19 @@
         <w:t>Batch 2</w:t>
       </w:r>
       <w:r>
-        <w:t>) added two factors - a finer BSG fraction (&lt;250 um) and a higher enzyme dose (140 ppm) - and demonstrated that these two mitigation strategies are not equivalent. The higher enzyme dose maximised loaf volume (</w:t>
+        <w:t>) added two factors</w:t>
+      </w:r>
+      <w:r>
+        <w:t xml:space="preserve">: </w:t>
+      </w:r>
+      <w:r>
+        <w:t>a finer BSG fraction (&lt;250 um) and a higher enzyme dose (140 ppm)</w:t>
+      </w:r>
+      <w:r>
+        <w:t>. It was</w:t>
+      </w:r>
+      <w:r>
+        <w:t xml:space="preserve"> demonstrated that these two mitigation strategies are not equivalent. The higher enzyme dose maximised loaf volume (</w:t>
       </w:r>
       <w:r>
         <w:t>10% BSG+140ppmE</w:t>
@@ -14282,23 +14303,67 @@
       </w:r>
     </w:p>
     <w:p>
-      <w:r>
-        <w:t>- matches the wheat-flour control on sensory acceptance (85.00 vs 85.94, within one standard deviation), with the lowest panel variability of the entire study (CV = 9.4%);</w:t>
+      <w:pPr>
+        <w:pStyle w:val="ListParagraph"/>
+        <w:numPr>
+          <w:ilvl w:val="0"/>
+          <w:numId w:val="4"/>
+        </w:numPr>
+        <w:spacing w:line="276" w:lineRule="auto"/>
+      </w:pPr>
+      <w:r>
+        <w:t>M</w:t>
+      </w:r>
+      <w:r>
+        <w:t>atches the wheat-flour control on sensory acceptance (85.00 vs 85.94, within one standard deviation), with the lowest panel variability of the entire study (CV = 9.4%);</w:t>
       </w:r>
     </w:p>
     <w:p>
-      <w:r>
-        <w:t>- approaches the control on loaf volume (925 vs 975 mL, -5%) and shape (H/W = 1.009);</w:t>
+      <w:pPr>
+        <w:pStyle w:val="ListParagraph"/>
+        <w:numPr>
+          <w:ilvl w:val="0"/>
+          <w:numId w:val="4"/>
+        </w:numPr>
+        <w:spacing w:line="276" w:lineRule="auto"/>
+      </w:pPr>
+      <w:r>
+        <w:t>A</w:t>
+      </w:r>
+      <w:r>
+        <w:t>pproaches the control on loaf volume (925 vs 975 mL, -5%) and shape (H/W = 1.009);</w:t>
       </w:r>
     </w:p>
     <w:p>
-      <w:r>
-        <w:t>- achieves the highest 2D crumb porosity (27.82%) and one of the highest cell densities (8.13 cells/cm2) among the BSG-containing breads;</w:t>
+      <w:pPr>
+        <w:pStyle w:val="ListParagraph"/>
+        <w:numPr>
+          <w:ilvl w:val="0"/>
+          <w:numId w:val="4"/>
+        </w:numPr>
+        <w:spacing w:line="276" w:lineRule="auto"/>
+      </w:pPr>
+      <w:r>
+        <w:t>A</w:t>
+      </w:r>
+      <w:r>
+        <w:t>chieves the best crumb structure of the BSG-containing breads (highest 2D porosity and one of the highest cell densities, Section 9);</w:t>
       </w:r>
     </w:p>
     <w:p>
-      <w:r>
-        <w:t xml:space="preserve">- delivers a measurable nutritional enhancement (+14% protein and +30% ash over the wheat-flour control </w:t>
+      <w:pPr>
+        <w:pStyle w:val="ListParagraph"/>
+        <w:numPr>
+          <w:ilvl w:val="0"/>
+          <w:numId w:val="4"/>
+        </w:numPr>
+        <w:spacing w:line="276" w:lineRule="auto"/>
+      </w:pPr>
+      <w:r>
+        <w:t>D</w:t>
+      </w:r>
+      <w:r>
+        <w:t xml:space="preserve">elivers a measurable nutritional enhancement (+14% protein and +30% ash over the wheat-flour control </w:t>
       </w:r>
       <w:r>
         <w:t>Flour (control)</w:t>
@@ -14309,115 +14374,181 @@
     </w:p>
     <w:p>
       <w:r>
+        <w:rPr>
+          <w:b/>
+          <w:bCs/>
+        </w:rPr>
         <w:t>10% BSG_fraction+70ppmE</w:t>
       </w:r>
       <w:r>
-        <w:t xml:space="preserve"> (10% BSG fraction + 70 ppm xylanase) is therefore identified as the best-performing formulation of this study. Its success supports the broader interpretation that sensory mitigation in BSG breads is driven primarily by particle-size optimisation rather than by </w:t>
-      </w:r>
-      <w:r>
+        <w:rPr>
+          <w:b/>
+          <w:bCs/>
+        </w:rPr>
+        <w:t xml:space="preserve"> (10% BSG fraction + 70 ppm xylanase) is therefore identified as the best-performing formulation of this study.</w:t>
+      </w:r>
+      <w:r>
+        <w:t xml:space="preserve"> Its success supports the broader interpretation that sensory mitigation in BSG breads is driven primarily by particle-size </w:t>
+      </w:r>
+      <w:r>
+        <w:t>optimization</w:t>
+      </w:r>
+      <w:r>
+        <w:t xml:space="preserve"> rather than by enzyme dose escalation, in agreement with the BSG-bread literature surveyed by </w:t>
+      </w:r>
+      <w:r>
+        <w:fldChar w:fldCharType="begin"/>
+      </w:r>
+      <w:r>
+        <w:instrText xml:space="preserve"> CITATION Lyn16 \l 1033 </w:instrText>
+      </w:r>
+      <w:r>
+        <w:fldChar w:fldCharType="separate"/>
+      </w:r>
+      <w:r>
+        <w:rPr>
+          <w:noProof/>
+        </w:rPr>
+        <w:t>Lynch et al. (2016)</w:t>
+      </w:r>
+      <w:r>
+        <w:rPr>
+          <w:noProof/>
+        </w:rPr>
+        <w:fldChar w:fldCharType="end"/>
+      </w:r>
+      <w:r>
+        <w:t xml:space="preserve">, </w:t>
+      </w:r>
+      <w:r>
+        <w:fldChar w:fldCharType="begin"/>
+      </w:r>
+      <w:r>
+        <w:instrText xml:space="preserve"> CITATION Per25 \l 1033 </w:instrText>
+      </w:r>
+      <w:r>
+        <w:fldChar w:fldCharType="separate"/>
+      </w:r>
+      <w:r>
+        <w:rPr>
+          <w:noProof/>
+        </w:rPr>
+        <w:t>Perez-Alva et al. (2025)</w:t>
+      </w:r>
+      <w:r>
+        <w:rPr>
+          <w:noProof/>
+        </w:rPr>
+        <w:fldChar w:fldCharType="end"/>
+      </w:r>
+      <w:r>
+        <w:t xml:space="preserve">, </w:t>
+      </w:r>
+      <w:r>
+        <w:fldChar w:fldCharType="begin"/>
+      </w:r>
+      <w:r>
+        <w:instrText xml:space="preserve"> CITATION Kte15 \l 1033 </w:instrText>
+      </w:r>
+      <w:r>
+        <w:fldChar w:fldCharType="separate"/>
+      </w:r>
+      <w:r>
+        <w:rPr>
+          <w:noProof/>
+        </w:rPr>
+        <w:t>Ktenioudaki, Alvarez-Jubete and Gallagher (2015)</w:t>
+      </w:r>
+      <w:r>
+        <w:rPr>
+          <w:noProof/>
+        </w:rPr>
+        <w:fldChar w:fldCharType="end"/>
+      </w:r>
+      <w:r>
+        <w:t xml:space="preserve"> and </w:t>
+      </w:r>
+      <w:r>
+        <w:fldChar w:fldCharType="begin"/>
+      </w:r>
+      <w:r>
+        <w:instrText xml:space="preserve"> CITATION Fos13 \l 1033 </w:instrText>
+      </w:r>
+      <w:r>
+        <w:fldChar w:fldCharType="separate"/>
+      </w:r>
+      <w:r>
+        <w:rPr>
+          <w:noProof/>
+        </w:rPr>
+        <w:t>Foschia et al. (2013)</w:t>
+      </w:r>
+      <w:r>
+        <w:rPr>
+          <w:noProof/>
+        </w:rPr>
+        <w:fldChar w:fldCharType="end"/>
+      </w:r>
+      <w:r>
+        <w:t xml:space="preserve">. </w:t>
+      </w:r>
+      <w:r>
+        <w:rPr>
+          <w:b/>
+          <w:bCs/>
+        </w:rPr>
+        <w:t>Xylanase remains useful as a complementary technological lever</w:t>
+      </w:r>
+      <w:r>
+        <w:rPr>
+          <w:b/>
+          <w:bCs/>
+        </w:rPr>
+        <w:t>,</w:t>
+      </w:r>
+      <w:r>
+        <w:rPr>
+          <w:b/>
+          <w:bCs/>
+        </w:rPr>
+        <w:t xml:space="preserve"> particularly </w:t>
+      </w:r>
+      <w:r>
+        <w:rPr>
+          <w:b/>
+          <w:bCs/>
+        </w:rPr>
         <w:lastRenderedPageBreak/>
-        <w:t xml:space="preserve">enzyme dose escalation, in agreement with the BSG-bread literature surveyed by </w:t>
-      </w:r>
-      <w:r>
-        <w:fldChar w:fldCharType="begin"/>
-      </w:r>
-      <w:r>
-        <w:instrText xml:space="preserve"> CITATION Lyn16 \l 1033 </w:instrText>
-      </w:r>
-      <w:r>
-        <w:fldChar w:fldCharType="separate"/>
-      </w:r>
-      <w:r>
-        <w:rPr>
-          <w:noProof/>
-        </w:rPr>
-        <w:t>Lynch et al. (2016)</w:t>
-      </w:r>
-      <w:r>
-        <w:rPr>
-          <w:noProof/>
-        </w:rPr>
-        <w:fldChar w:fldCharType="end"/>
-      </w:r>
-      <w:r>
+        <w:t>at higher substitution levels where loaf volume is the limiting factor</w:t>
+      </w:r>
+      <w:r>
+        <w:rPr>
+          <w:b/>
+          <w:bCs/>
+        </w:rPr>
         <w:t xml:space="preserve">, </w:t>
       </w:r>
       <w:r>
-        <w:fldChar w:fldCharType="begin"/>
-      </w:r>
-      <w:r>
-        <w:instrText xml:space="preserve"> CITATION Per25 \l 1033 </w:instrText>
-      </w:r>
-      <w:r>
-        <w:fldChar w:fldCharType="separate"/>
-      </w:r>
-      <w:r>
-        <w:rPr>
-          <w:noProof/>
-        </w:rPr>
-        <w:t>Perez-Alva et al. (2025)</w:t>
-      </w:r>
-      <w:r>
-        <w:rPr>
-          <w:noProof/>
-        </w:rPr>
-        <w:fldChar w:fldCharType="end"/>
-      </w:r>
-      <w:r>
-        <w:t xml:space="preserve">, </w:t>
-      </w:r>
-      <w:r>
-        <w:fldChar w:fldCharType="begin"/>
-      </w:r>
-      <w:r>
-        <w:instrText xml:space="preserve"> CITATION Kte15 \l 1033 </w:instrText>
-      </w:r>
-      <w:r>
-        <w:fldChar w:fldCharType="separate"/>
-      </w:r>
-      <w:r>
-        <w:rPr>
-          <w:noProof/>
-        </w:rPr>
-        <w:t>Ktenioudaki, Alvarez-Jubete and Gallagher (2015)</w:t>
-      </w:r>
-      <w:r>
-        <w:rPr>
-          <w:noProof/>
-        </w:rPr>
-        <w:fldChar w:fldCharType="end"/>
-      </w:r>
-      <w:r>
-        <w:t xml:space="preserve"> and </w:t>
-      </w:r>
-      <w:r>
-        <w:fldChar w:fldCharType="begin"/>
-      </w:r>
-      <w:r>
-        <w:instrText xml:space="preserve"> CITATION Fos13 \l 1033 </w:instrText>
-      </w:r>
-      <w:r>
-        <w:fldChar w:fldCharType="separate"/>
-      </w:r>
-      <w:r>
-        <w:rPr>
-          <w:noProof/>
-        </w:rPr>
-        <w:t>Foschia et al. (2013)</w:t>
-      </w:r>
-      <w:r>
-        <w:rPr>
-          <w:noProof/>
-        </w:rPr>
-        <w:fldChar w:fldCharType="end"/>
-      </w:r>
-      <w:r>
-        <w:t>. Xylanase remains useful as a complementary technological lever - particularly at higher substitution levels where loaf volume is the limiting factor - but the present data do not justify escalating the dose beyond 70 ppm at the 10% inclusion target.</w:t>
+        <w:rPr>
+          <w:b/>
+          <w:bCs/>
+        </w:rPr>
+        <w:t xml:space="preserve"> but the present data do not justify escalating the dose beyond 70 ppm at the 10% inclusion target.</w:t>
       </w:r>
     </w:p>
     <w:p>
       <w:r>
-        <w:t xml:space="preserve">Methodologically, the cross-batch comparison also validates the analytical strategy proposed in Section 6: the inclusion of DIA in Phase 2 provided objective, reproducible crumb-structure metrics that correlate with both technological (volume) and sensory outcomes, supporting its use as a routine screening tool for BSG-bread formulation development </w:t>
+        <w:t xml:space="preserve">Methodologically, </w:t>
+      </w:r>
+      <w:r>
+        <w:rPr>
+          <w:b/>
+          <w:bCs/>
+        </w:rPr>
+        <w:t>the inclusion of DIA in Phase 2 validated the analytical strategy proposed in Section 6, providing objective crumb-structure metrics that track both technological and sensory outcomes</w:t>
+      </w:r>
+      <w:r>
+        <w:t xml:space="preserve"> </w:t>
       </w:r>
       <w:r>
         <w:fldChar w:fldCharType="begin"/>
@@ -14442,40 +14573,26 @@
       </w:r>
       <w:r>
         <w:t>.</w:t>
+      </w:r>
+    </w:p>
+    <w:p/>
+    <w:p>
+      <w:r>
+        <w:t>Two limitations should be acknowledged. First, the crude-fibre values in Phase 2 were systematically lower than in Phase 1, and the 10% formulations sat near the analytical detection limit of the gravimetric method; a comprehensive soluble/insoluble fibre analysis would clarify whether this reflects a real compositional shift caused by sieving and enzymatic hydrolysis or an analytical artefact (Section 7.4). Second, the sensory panel size (n = 8) limits the statistical power for distinguishing closely scored formulation</w:t>
+      </w:r>
+      <w:r>
+        <w:t>s.</w:t>
       </w:r>
     </w:p>
     <w:p>
       <w:r>
-        <w:t xml:space="preserve">Two limitations should be acknowledged. First, the crude-fibre values in Phase 2 were systematically lower than in Phase 1, and the 10% formulations sat near the analytical detection limit of the gravimetric method; a comprehensive soluble/insoluble fibre analysis would clarify whether this reflects a real compositional shift caused by sieving and enzymatic hydrolysis or an analytical artefact (Section 7.4). Second, the sensory panel size (n = 8) limits the statistical power for distinguishing closely scored formulations (e.g., </w:t>
-      </w:r>
-      <w:r>
-        <w:t>10% BSG_fraction+70ppmE</w:t>
-      </w:r>
-      <w:r>
-        <w:t xml:space="preserve"> versus </w:t>
-      </w:r>
-      <w:r>
-        <w:t>Flour (control)</w:t>
-      </w:r>
-      <w:r>
-        <w:t xml:space="preserve">, or </w:t>
-      </w:r>
-      <w:r>
-        <w:t>10% BSG+140ppmE</w:t>
-      </w:r>
-      <w:r>
-        <w:t xml:space="preserve"> versus </w:t>
-      </w:r>
-      <w:r>
-        <w:t>10% BSG+70ppmE</w:t>
-      </w:r>
-      <w:r>
-        <w:t>), and a wider consumer test would be needed to confirm the headline finding that the 10% BSG-fraction bread is sensorially indistinguishable from the wheat-flour control.</w:t>
-      </w:r>
-    </w:p>
-    <w:p>
-      <w:r>
-        <w:t>Notwithstanding these limitations, the present results identify a formulation pathway - 10% sieved BSG (&lt;250 um) with 70 ppm xylanase - that achieves the central goal of this thesis: an enriched-protein, BSG-valorising wheat bread whose technological, structural and sensory quality is comparable to that of a conventional wheat-flour reference.</w:t>
+        <w:t>Notwithstanding these limitations, the present results identify a formulation pathway</w:t>
+      </w:r>
+      <w:r>
+        <w:t xml:space="preserve">: </w:t>
+      </w:r>
+      <w:r>
+        <w:t>10% sieved BSG (&lt;250 um) with 70 ppm xylanase that achieves the central goal of this thesis: an enriched-protein, BSG-valorising wheat bread whose technological, structural and sensory quality is comparable to that of a conventional wheat-flour reference.</w:t>
       </w:r>
     </w:p>
     <w:sectPr>
@@ -14767,6 +14884,231 @@
 <file path=word/numbering.xml><?xml version="1.0" encoding="utf-8"?>
 <w:numbering xmlns:wpc="http://schemas.microsoft.com/office/word/2010/wordprocessingCanvas" xmlns:cx="http://schemas.microsoft.com/office/drawing/2014/chartex" xmlns:cx1="http://schemas.microsoft.com/office/drawing/2015/9/8/chartex" xmlns:cx2="http://schemas.microsoft.com/office/drawing/2015/10/21/chartex" xmlns:cx3="http://schemas.microsoft.com/office/drawing/2016/5/9/chartex" xmlns:cx4="http://schemas.microsoft.com/office/drawing/2016/5/10/chartex" xmlns:cx5="http://schemas.microsoft.com/office/drawing/2016/5/11/chartex" xmlns:cx6="http://schemas.microsoft.com/office/drawing/2016/5/12/chartex" xmlns:cx7="http://schemas.microsoft.com/office/drawing/2016/5/13/chartex" xmlns:cx8="http://schemas.microsoft.com/office/drawing/2016/5/14/chartex" xmlns:mc="http://schemas.openxmlformats.org/markup-compatibility/2006" xmlns:aink="http://schemas.microsoft.com/office/drawing/2016/ink" xmlns:am3d="http://schemas.microsoft.com/office/drawing/2017/model3d" xmlns:o="urn:schemas-microsoft-com:office:office" xmlns:oel="http://schemas.microsoft.com/office/2019/extlst" xmlns:r="http://schemas.openxmlformats.org/officeDocument/2006/relationships" xmlns:m="http://schemas.openxmlformats.org/officeDocument/2006/math" xmlns:v="urn:schemas-microsoft-com:vml" xmlns:wp14="http://schemas.microsoft.com/office/word/2010/wordprocessingDrawing" xmlns:wp="http://schemas.openxmlformats.org/drawingml/2006/wordprocessingDrawing" xmlns:w10="urn:schemas-microsoft-com:office:word" xmlns:w="http://schemas.openxmlformats.org/wordprocessingml/2006/main" xmlns:w14="http://schemas.microsoft.com/office/word/2010/wordml" xmlns:w15="http://schemas.microsoft.com/office/word/2012/wordml" xmlns:w16cex="http://schemas.microsoft.com/office/word/2018/wordml/cex" xmlns:w16cid="http://schemas.microsoft.com/office/word/2016/wordml/cid" xmlns:w16="http://schemas.microsoft.com/office/word/2018/wordml" xmlns:w16du="http://schemas.microsoft.com/office/word/2023/wordml/word16du" xmlns:w16sdtdh="http://schemas.microsoft.com/office/word/2020/wordml/sdtdatahash" xmlns:w16sdtfl="http://schemas.microsoft.com/office/word/2024/wordml/sdtformatlock" xmlns:w16se="http://schemas.microsoft.com/office/word/2015/wordml/symex" xmlns:wpg="http://schemas.microsoft.com/office/word/2010/wordprocessingGroup" xmlns:wpi="http://schemas.microsoft.com/office/word/2010/wordprocessingInk" xmlns:wne="http://schemas.microsoft.com/office/word/2006/wordml" xmlns:wps="http://schemas.microsoft.com/office/word/2010/wordprocessingShape" mc:Ignorable="w14 w15 w16se w16cid w16 w16cex w16sdtdh w16sdtfl w16du wp14">
   <w:abstractNum w:abstractNumId="0" w15:restartNumberingAfterBreak="0">
+    <w:nsid w:val="22C770C6"/>
+    <w:multiLevelType w:val="hybridMultilevel"/>
+    <w:tmpl w:val="EC4244E6"/>
+    <w:lvl w:ilvl="0" w:tplc="19C880E2">
+      <w:numFmt w:val="bullet"/>
+      <w:lvlText w:val="-"/>
+      <w:lvlJc w:val="left"/>
+      <w:pPr>
+        <w:ind w:left="720" w:hanging="360"/>
+      </w:pPr>
+      <w:rPr>
+        <w:rFonts w:ascii="Times New Roman" w:eastAsia="Times New Roman" w:hAnsi="Times New Roman" w:cs="Times New Roman" w:hint="default"/>
+      </w:rPr>
+    </w:lvl>
+    <w:lvl w:ilvl="1" w:tplc="04090003" w:tentative="1">
+      <w:start w:val="1"/>
+      <w:numFmt w:val="bullet"/>
+      <w:lvlText w:val="o"/>
+      <w:lvlJc w:val="left"/>
+      <w:pPr>
+        <w:ind w:left="1440" w:hanging="360"/>
+      </w:pPr>
+      <w:rPr>
+        <w:rFonts w:ascii="Courier New" w:hAnsi="Courier New" w:cs="Courier New" w:hint="default"/>
+      </w:rPr>
+    </w:lvl>
+    <w:lvl w:ilvl="2" w:tplc="04090005" w:tentative="1">
+      <w:start w:val="1"/>
+      <w:numFmt w:val="bullet"/>
+      <w:lvlText w:val=""/>
+      <w:lvlJc w:val="left"/>
+      <w:pPr>
+        <w:ind w:left="2160" w:hanging="360"/>
+      </w:pPr>
+      <w:rPr>
+        <w:rFonts w:ascii="Wingdings" w:hAnsi="Wingdings" w:hint="default"/>
+      </w:rPr>
+    </w:lvl>
+    <w:lvl w:ilvl="3" w:tplc="04090001" w:tentative="1">
+      <w:start w:val="1"/>
+      <w:numFmt w:val="bullet"/>
+      <w:lvlText w:val=""/>
+      <w:lvlJc w:val="left"/>
+      <w:pPr>
+        <w:ind w:left="2880" w:hanging="360"/>
+      </w:pPr>
+      <w:rPr>
+        <w:rFonts w:ascii="Symbol" w:hAnsi="Symbol" w:hint="default"/>
+      </w:rPr>
+    </w:lvl>
+    <w:lvl w:ilvl="4" w:tplc="04090003" w:tentative="1">
+      <w:start w:val="1"/>
+      <w:numFmt w:val="bullet"/>
+      <w:lvlText w:val="o"/>
+      <w:lvlJc w:val="left"/>
+      <w:pPr>
+        <w:ind w:left="3600" w:hanging="360"/>
+      </w:pPr>
+      <w:rPr>
+        <w:rFonts w:ascii="Courier New" w:hAnsi="Courier New" w:cs="Courier New" w:hint="default"/>
+      </w:rPr>
+    </w:lvl>
+    <w:lvl w:ilvl="5" w:tplc="04090005" w:tentative="1">
+      <w:start w:val="1"/>
+      <w:numFmt w:val="bullet"/>
+      <w:lvlText w:val=""/>
+      <w:lvlJc w:val="left"/>
+      <w:pPr>
+        <w:ind w:left="4320" w:hanging="360"/>
+      </w:pPr>
+      <w:rPr>
+        <w:rFonts w:ascii="Wingdings" w:hAnsi="Wingdings" w:hint="default"/>
+      </w:rPr>
+    </w:lvl>
+    <w:lvl w:ilvl="6" w:tplc="04090001" w:tentative="1">
+      <w:start w:val="1"/>
+      <w:numFmt w:val="bullet"/>
+      <w:lvlText w:val=""/>
+      <w:lvlJc w:val="left"/>
+      <w:pPr>
+        <w:ind w:left="5040" w:hanging="360"/>
+      </w:pPr>
+      <w:rPr>
+        <w:rFonts w:ascii="Symbol" w:hAnsi="Symbol" w:hint="default"/>
+      </w:rPr>
+    </w:lvl>
+    <w:lvl w:ilvl="7" w:tplc="04090003" w:tentative="1">
+      <w:start w:val="1"/>
+      <w:numFmt w:val="bullet"/>
+      <w:lvlText w:val="o"/>
+      <w:lvlJc w:val="left"/>
+      <w:pPr>
+        <w:ind w:left="5760" w:hanging="360"/>
+      </w:pPr>
+      <w:rPr>
+        <w:rFonts w:ascii="Courier New" w:hAnsi="Courier New" w:cs="Courier New" w:hint="default"/>
+      </w:rPr>
+    </w:lvl>
+    <w:lvl w:ilvl="8" w:tplc="04090005" w:tentative="1">
+      <w:start w:val="1"/>
+      <w:numFmt w:val="bullet"/>
+      <w:lvlText w:val=""/>
+      <w:lvlJc w:val="left"/>
+      <w:pPr>
+        <w:ind w:left="6480" w:hanging="360"/>
+      </w:pPr>
+      <w:rPr>
+        <w:rFonts w:ascii="Wingdings" w:hAnsi="Wingdings" w:hint="default"/>
+      </w:rPr>
+    </w:lvl>
+  </w:abstractNum>
+  <w:abstractNum w:abstractNumId="1" w15:restartNumberingAfterBreak="0">
+    <w:nsid w:val="703E4196"/>
+    <w:multiLevelType w:val="hybridMultilevel"/>
+    <w:tmpl w:val="BF20DB44"/>
+    <w:lvl w:ilvl="0" w:tplc="04090001">
+      <w:start w:val="1"/>
+      <w:numFmt w:val="bullet"/>
+      <w:lvlText w:val=""/>
+      <w:lvlJc w:val="left"/>
+      <w:pPr>
+        <w:ind w:left="720" w:hanging="360"/>
+      </w:pPr>
+      <w:rPr>
+        <w:rFonts w:ascii="Symbol" w:hAnsi="Symbol" w:hint="default"/>
+      </w:rPr>
+    </w:lvl>
+    <w:lvl w:ilvl="1" w:tplc="FFFFFFFF" w:tentative="1">
+      <w:start w:val="1"/>
+      <w:numFmt w:val="bullet"/>
+      <w:lvlText w:val="o"/>
+      <w:lvlJc w:val="left"/>
+      <w:pPr>
+        <w:ind w:left="1440" w:hanging="360"/>
+      </w:pPr>
+      <w:rPr>
+        <w:rFonts w:ascii="Courier New" w:hAnsi="Courier New" w:cs="Courier New" w:hint="default"/>
+      </w:rPr>
+    </w:lvl>
+    <w:lvl w:ilvl="2" w:tplc="FFFFFFFF" w:tentative="1">
+      <w:start w:val="1"/>
+      <w:numFmt w:val="bullet"/>
+      <w:lvlText w:val=""/>
+      <w:lvlJc w:val="left"/>
+      <w:pPr>
+        <w:ind w:left="2160" w:hanging="360"/>
+      </w:pPr>
+      <w:rPr>
+        <w:rFonts w:ascii="Wingdings" w:hAnsi="Wingdings" w:hint="default"/>
+      </w:rPr>
+    </w:lvl>
+    <w:lvl w:ilvl="3" w:tplc="FFFFFFFF" w:tentative="1">
+      <w:start w:val="1"/>
+      <w:numFmt w:val="bullet"/>
+      <w:lvlText w:val=""/>
+      <w:lvlJc w:val="left"/>
+      <w:pPr>
+        <w:ind w:left="2880" w:hanging="360"/>
+      </w:pPr>
+      <w:rPr>
+        <w:rFonts w:ascii="Symbol" w:hAnsi="Symbol" w:hint="default"/>
+      </w:rPr>
+    </w:lvl>
+    <w:lvl w:ilvl="4" w:tplc="FFFFFFFF" w:tentative="1">
+      <w:start w:val="1"/>
+      <w:numFmt w:val="bullet"/>
+      <w:lvlText w:val="o"/>
+      <w:lvlJc w:val="left"/>
+      <w:pPr>
+        <w:ind w:left="3600" w:hanging="360"/>
+      </w:pPr>
+      <w:rPr>
+        <w:rFonts w:ascii="Courier New" w:hAnsi="Courier New" w:cs="Courier New" w:hint="default"/>
+      </w:rPr>
+    </w:lvl>
+    <w:lvl w:ilvl="5" w:tplc="FFFFFFFF" w:tentative="1">
+      <w:start w:val="1"/>
+      <w:numFmt w:val="bullet"/>
+      <w:lvlText w:val=""/>
+      <w:lvlJc w:val="left"/>
+      <w:pPr>
+        <w:ind w:left="4320" w:hanging="360"/>
+      </w:pPr>
+      <w:rPr>
+        <w:rFonts w:ascii="Wingdings" w:hAnsi="Wingdings" w:hint="default"/>
+      </w:rPr>
+    </w:lvl>
+    <w:lvl w:ilvl="6" w:tplc="FFFFFFFF" w:tentative="1">
+      <w:start w:val="1"/>
+      <w:numFmt w:val="bullet"/>
+      <w:lvlText w:val=""/>
+      <w:lvlJc w:val="left"/>
+      <w:pPr>
+        <w:ind w:left="5040" w:hanging="360"/>
+      </w:pPr>
+      <w:rPr>
+        <w:rFonts w:ascii="Symbol" w:hAnsi="Symbol" w:hint="default"/>
+      </w:rPr>
+    </w:lvl>
+    <w:lvl w:ilvl="7" w:tplc="FFFFFFFF" w:tentative="1">
+      <w:start w:val="1"/>
+      <w:numFmt w:val="bullet"/>
+      <w:lvlText w:val="o"/>
+      <w:lvlJc w:val="left"/>
+      <w:pPr>
+        <w:ind w:left="5760" w:hanging="360"/>
+      </w:pPr>
+      <w:rPr>
+        <w:rFonts w:ascii="Courier New" w:hAnsi="Courier New" w:cs="Courier New" w:hint="default"/>
+      </w:rPr>
+    </w:lvl>
+    <w:lvl w:ilvl="8" w:tplc="FFFFFFFF" w:tentative="1">
+      <w:start w:val="1"/>
+      <w:numFmt w:val="bullet"/>
+      <w:lvlText w:val=""/>
+      <w:lvlJc w:val="left"/>
+      <w:pPr>
+        <w:ind w:left="6480" w:hanging="360"/>
+      </w:pPr>
+      <w:rPr>
+        <w:rFonts w:ascii="Wingdings" w:hAnsi="Wingdings" w:hint="default"/>
+      </w:rPr>
+    </w:lvl>
+  </w:abstractNum>
+  <w:abstractNum w:abstractNumId="2" w15:restartNumberingAfterBreak="0">
     <w:nsid w:val="70BC2066"/>
     <w:multiLevelType w:val="hybridMultilevel"/>
     <w:tmpl w:val="05F4BFF8"/>
@@ -14852,11 +15194,133 @@
       </w:pPr>
     </w:lvl>
   </w:abstractNum>
+  <w:abstractNum w:abstractNumId="3" w15:restartNumberingAfterBreak="0">
+    <w:nsid w:val="76212738"/>
+    <w:multiLevelType w:val="hybridMultilevel"/>
+    <w:tmpl w:val="7396C344"/>
+    <w:lvl w:ilvl="0" w:tplc="04090001">
+      <w:start w:val="1"/>
+      <w:numFmt w:val="bullet"/>
+      <w:lvlText w:val=""/>
+      <w:lvlJc w:val="left"/>
+      <w:pPr>
+        <w:ind w:left="720" w:hanging="360"/>
+      </w:pPr>
+      <w:rPr>
+        <w:rFonts w:ascii="Symbol" w:hAnsi="Symbol" w:hint="default"/>
+      </w:rPr>
+    </w:lvl>
+    <w:lvl w:ilvl="1" w:tplc="04090003" w:tentative="1">
+      <w:start w:val="1"/>
+      <w:numFmt w:val="bullet"/>
+      <w:lvlText w:val="o"/>
+      <w:lvlJc w:val="left"/>
+      <w:pPr>
+        <w:ind w:left="1440" w:hanging="360"/>
+      </w:pPr>
+      <w:rPr>
+        <w:rFonts w:ascii="Courier New" w:hAnsi="Courier New" w:cs="Courier New" w:hint="default"/>
+      </w:rPr>
+    </w:lvl>
+    <w:lvl w:ilvl="2" w:tplc="04090005" w:tentative="1">
+      <w:start w:val="1"/>
+      <w:numFmt w:val="bullet"/>
+      <w:lvlText w:val=""/>
+      <w:lvlJc w:val="left"/>
+      <w:pPr>
+        <w:ind w:left="2160" w:hanging="360"/>
+      </w:pPr>
+      <w:rPr>
+        <w:rFonts w:ascii="Wingdings" w:hAnsi="Wingdings" w:hint="default"/>
+      </w:rPr>
+    </w:lvl>
+    <w:lvl w:ilvl="3" w:tplc="04090001" w:tentative="1">
+      <w:start w:val="1"/>
+      <w:numFmt w:val="bullet"/>
+      <w:lvlText w:val=""/>
+      <w:lvlJc w:val="left"/>
+      <w:pPr>
+        <w:ind w:left="2880" w:hanging="360"/>
+      </w:pPr>
+      <w:rPr>
+        <w:rFonts w:ascii="Symbol" w:hAnsi="Symbol" w:hint="default"/>
+      </w:rPr>
+    </w:lvl>
+    <w:lvl w:ilvl="4" w:tplc="04090003" w:tentative="1">
+      <w:start w:val="1"/>
+      <w:numFmt w:val="bullet"/>
+      <w:lvlText w:val="o"/>
+      <w:lvlJc w:val="left"/>
+      <w:pPr>
+        <w:ind w:left="3600" w:hanging="360"/>
+      </w:pPr>
+      <w:rPr>
+        <w:rFonts w:ascii="Courier New" w:hAnsi="Courier New" w:cs="Courier New" w:hint="default"/>
+      </w:rPr>
+    </w:lvl>
+    <w:lvl w:ilvl="5" w:tplc="04090005" w:tentative="1">
+      <w:start w:val="1"/>
+      <w:numFmt w:val="bullet"/>
+      <w:lvlText w:val=""/>
+      <w:lvlJc w:val="left"/>
+      <w:pPr>
+        <w:ind w:left="4320" w:hanging="360"/>
+      </w:pPr>
+      <w:rPr>
+        <w:rFonts w:ascii="Wingdings" w:hAnsi="Wingdings" w:hint="default"/>
+      </w:rPr>
+    </w:lvl>
+    <w:lvl w:ilvl="6" w:tplc="04090001" w:tentative="1">
+      <w:start w:val="1"/>
+      <w:numFmt w:val="bullet"/>
+      <w:lvlText w:val=""/>
+      <w:lvlJc w:val="left"/>
+      <w:pPr>
+        <w:ind w:left="5040" w:hanging="360"/>
+      </w:pPr>
+      <w:rPr>
+        <w:rFonts w:ascii="Symbol" w:hAnsi="Symbol" w:hint="default"/>
+      </w:rPr>
+    </w:lvl>
+    <w:lvl w:ilvl="7" w:tplc="04090003" w:tentative="1">
+      <w:start w:val="1"/>
+      <w:numFmt w:val="bullet"/>
+      <w:lvlText w:val="o"/>
+      <w:lvlJc w:val="left"/>
+      <w:pPr>
+        <w:ind w:left="5760" w:hanging="360"/>
+      </w:pPr>
+      <w:rPr>
+        <w:rFonts w:ascii="Courier New" w:hAnsi="Courier New" w:cs="Courier New" w:hint="default"/>
+      </w:rPr>
+    </w:lvl>
+    <w:lvl w:ilvl="8" w:tplc="04090005" w:tentative="1">
+      <w:start w:val="1"/>
+      <w:numFmt w:val="bullet"/>
+      <w:lvlText w:val=""/>
+      <w:lvlJc w:val="left"/>
+      <w:pPr>
+        <w:ind w:left="6480" w:hanging="360"/>
+      </w:pPr>
+      <w:rPr>
+        <w:rFonts w:ascii="Wingdings" w:hAnsi="Wingdings" w:hint="default"/>
+      </w:rPr>
+    </w:lvl>
+  </w:abstractNum>
   <w:num w:numId="1" w16cid:durableId="635912877">
-    <w:abstractNumId w:val="0"/>
+    <w:abstractNumId w:val="2"/>
     <w:lvlOverride w:ilvl="0">
       <w:startOverride w:val="1"/>
     </w:lvlOverride>
+  </w:num>
+  <w:num w:numId="2" w16cid:durableId="1753500663">
+    <w:abstractNumId w:val="3"/>
+  </w:num>
+  <w:num w:numId="3" w16cid:durableId="383724239">
+    <w:abstractNumId w:val="0"/>
+  </w:num>
+  <w:num w:numId="4" w16cid:durableId="1631477721">
+    <w:abstractNumId w:val="1"/>
   </w:num>
 </w:numbering>
 </file>
